--- a/examples/claim-form-samples/Claim Form - SAMPLE The Villas at Ortega.docx
+++ b/examples/claim-form-samples/Claim Form - SAMPLE The Villas at Ortega.docx
@@ -129,12 +129,6 @@
         </w:rPr>
         <w:t>Date: 07/15/2026</w:t>
       </w:r>
-      <w:r>
-        <w:rPr>
-          <w:sz w:val="24"/>
-          <w:szCs w:val="24"/>
-        </w:rPr>
-      </w:r>
     </w:p>
     <w:p>
       <w:pPr>
@@ -174,12 +168,6 @@
         </w:rPr>
         <w:t>Resident(s) Name:    SAMPLE Villas Resident</w:t>
       </w:r>
-      <w:r>
-        <w:rPr>
-          <w:sz w:val="24"/>
-          <w:szCs w:val="24"/>
-        </w:rPr>
-      </w:r>
     </w:p>
     <w:p>
       <w:pPr>
@@ -204,13 +192,6 @@
         </w:rPr>
         <w:t>Address: 1234 Sample Ln</w:t>
       </w:r>
-      <w:r>
-        <w:rPr>
-          <w:sz w:val="24"/>
-          <w:szCs w:val="24"/>
-          <w:highlight w:val="white"/>
-        </w:rPr>
-      </w:r>
     </w:p>
     <w:p>
       <w:pPr>
@@ -262,20 +243,6 @@
         </w:rPr>
         <w:t>This is a notice of my intention to impose a claim for damages in the amount of: $ 999.00</w:t>
       </w:r>
-      <w:r>
-        <w:rPr>
-          <w:b/>
-          <w:sz w:val="24"/>
-          <w:szCs w:val="24"/>
-        </w:rPr>
-      </w:r>
-      <w:r>
-        <w:rPr>
-          <w:b/>
-          <w:sz w:val="24"/>
-          <w:szCs w:val="24"/>
-        </w:rPr>
-      </w:r>
     </w:p>
     <w:p>
       <w:pPr>
@@ -356,32 +323,27 @@
           <w:rFonts w:ascii="Calibri" w:eastAsia="Calibri" w:hAnsi="Calibri"/>
         </w:rPr>
         <w:t>Amount of Security Deposit:</w:t>
+      </w:r>
+      <w:r>
+        <w:rPr>
+          <w:rFonts w:ascii="Calibri" w:eastAsia="Calibri" w:hAnsi="Calibri"/>
+        </w:rPr>
         <w:tab/>
         <w:t xml:space="preserve"> </w:t>
+      </w:r>
+      <w:r>
+        <w:rPr>
+          <w:rFonts w:ascii="Calibri" w:eastAsia="Calibri" w:hAnsi="Calibri"/>
+        </w:rPr>
         <w:tab/>
+      </w:r>
+      <w:r>
+        <w:rPr>
+          <w:rFonts w:ascii="Calibri" w:eastAsia="Calibri" w:hAnsi="Calibri"/>
+        </w:rPr>
         <w:tab/>
         <w:t>$ 999.00</w:t>
       </w:r>
-      <w:r>
-        <w:rPr>
-          <w:rFonts w:ascii="Calibri" w:eastAsia="Calibri" w:hAnsi="Calibri"/>
-        </w:rPr>
-      </w:r>
-      <w:r>
-        <w:rPr>
-          <w:rFonts w:ascii="Calibri" w:eastAsia="Calibri" w:hAnsi="Calibri"/>
-        </w:rPr>
-      </w:r>
-      <w:r>
-        <w:rPr>
-          <w:rFonts w:ascii="Calibri" w:eastAsia="Calibri" w:hAnsi="Calibri"/>
-        </w:rPr>
-      </w:r>
-      <w:r>
-        <w:rPr>
-          <w:rFonts w:ascii="Calibri" w:eastAsia="Calibri" w:hAnsi="Calibri"/>
-        </w:rPr>
-      </w:r>
     </w:p>
     <w:p>
       <w:pPr>
@@ -394,46 +356,42 @@
         <w:rPr>
           <w:rFonts w:ascii="Calibri" w:eastAsia="Calibri" w:hAnsi="Calibri"/>
         </w:rPr>
-        <w:t>Credit from Overpayment:</w:t>
+        <w:t xml:space="preserve">Credit </w:t>
+      </w:r>
+      <w:proofErr w:type="gramStart"/>
+      <w:r>
+        <w:rPr>
+          <w:rFonts w:ascii="Calibri" w:eastAsia="Calibri" w:hAnsi="Calibri"/>
+        </w:rPr>
+        <w:t>from</w:t>
+      </w:r>
+      <w:proofErr w:type="gramEnd"/>
+      <w:r>
+        <w:rPr>
+          <w:rFonts w:ascii="Calibri" w:eastAsia="Calibri" w:hAnsi="Calibri"/>
+        </w:rPr>
+        <w:t xml:space="preserve"> Overpayment:</w:t>
+      </w:r>
+      <w:r>
+        <w:rPr>
+          <w:rFonts w:ascii="Calibri" w:eastAsia="Calibri" w:hAnsi="Calibri"/>
+        </w:rPr>
         <w:tab/>
+      </w:r>
+      <w:r>
+        <w:rPr>
+          <w:rFonts w:ascii="Calibri" w:eastAsia="Calibri" w:hAnsi="Calibri"/>
+        </w:rPr>
         <w:tab/>
         <w:t xml:space="preserve"> </w:t>
+      </w:r>
+      <w:r>
+        <w:rPr>
+          <w:rFonts w:ascii="Calibri" w:eastAsia="Calibri" w:hAnsi="Calibri"/>
+        </w:rPr>
         <w:tab/>
         <w:t>$ 0.00</w:t>
       </w:r>
-      <w:proofErr w:type="gramStart"/>
-      <w:r>
-        <w:rPr>
-          <w:rFonts w:ascii="Calibri" w:eastAsia="Calibri" w:hAnsi="Calibri"/>
-        </w:rPr>
-      </w:r>
-      <w:proofErr w:type="gramEnd"/>
-      <w:r>
-        <w:rPr>
-          <w:rFonts w:ascii="Calibri" w:eastAsia="Calibri" w:hAnsi="Calibri"/>
-        </w:rPr>
-      </w:r>
-      <w:r>
-        <w:rPr>
-          <w:rFonts w:ascii="Calibri" w:eastAsia="Calibri" w:hAnsi="Calibri"/>
-        </w:rPr>
-      </w:r>
-      <w:r>
-        <w:rPr>
-          <w:rFonts w:ascii="Calibri" w:eastAsia="Calibri" w:hAnsi="Calibri"/>
-        </w:rPr>
-      </w:r>
-      <w:r>
-        <w:rPr>
-          <w:rFonts w:ascii="Calibri" w:eastAsia="Calibri" w:hAnsi="Calibri"/>
-        </w:rPr>
-      </w:r>
-      <w:r>
-        <w:rPr>
-          <w:rFonts w:ascii="Calibri" w:eastAsia="Calibri" w:hAnsi="Calibri"/>
-          <w:u w:val="single"/>
-        </w:rPr>
-      </w:r>
     </w:p>
     <w:p>
       <w:pPr>
@@ -448,29 +406,23 @@
           <w:szCs w:val="24"/>
         </w:rPr>
         <w:t>Total Security Deposit and Credit:</w:t>
+      </w:r>
+      <w:r>
+        <w:rPr>
+          <w:sz w:val="24"/>
+          <w:szCs w:val="24"/>
+        </w:rPr>
         <w:tab/>
         <w:t xml:space="preserve"> </w:t>
+      </w:r>
+      <w:r>
+        <w:rPr>
+          <w:sz w:val="24"/>
+          <w:szCs w:val="24"/>
+        </w:rPr>
         <w:tab/>
         <w:t>$ 999.00</w:t>
       </w:r>
-      <w:r>
-        <w:rPr>
-          <w:sz w:val="24"/>
-          <w:szCs w:val="24"/>
-        </w:rPr>
-      </w:r>
-      <w:r>
-        <w:rPr>
-          <w:sz w:val="24"/>
-          <w:szCs w:val="24"/>
-        </w:rPr>
-      </w:r>
-      <w:r>
-        <w:rPr>
-          <w:sz w:val="24"/>
-          <w:szCs w:val="24"/>
-        </w:rPr>
-      </w:r>
     </w:p>
     <w:p>
       <w:pPr>
@@ -486,36 +438,30 @@
           <w:b/>
         </w:rPr>
         <w:t xml:space="preserve">Total Charges:                </w:t>
+      </w:r>
+      <w:r>
+        <w:rPr>
+          <w:rFonts w:ascii="Calibri" w:eastAsia="Calibri" w:hAnsi="Calibri"/>
+          <w:b/>
+        </w:rPr>
         <w:tab/>
         <w:t xml:space="preserve"> </w:t>
+      </w:r>
+      <w:r>
+        <w:rPr>
+          <w:rFonts w:ascii="Calibri" w:eastAsia="Calibri" w:hAnsi="Calibri"/>
+          <w:b/>
+        </w:rPr>
         <w:tab/>
+      </w:r>
+      <w:r>
+        <w:rPr>
+          <w:rFonts w:ascii="Calibri" w:eastAsia="Calibri" w:hAnsi="Calibri"/>
+          <w:b/>
+        </w:rPr>
         <w:tab/>
         <w:t>$ 4,682.40</w:t>
       </w:r>
-      <w:r>
-        <w:rPr>
-          <w:rFonts w:ascii="Calibri" w:eastAsia="Calibri" w:hAnsi="Calibri"/>
-          <w:b/>
-        </w:rPr>
-      </w:r>
-      <w:r>
-        <w:rPr>
-          <w:rFonts w:ascii="Calibri" w:eastAsia="Calibri" w:hAnsi="Calibri"/>
-          <w:b/>
-        </w:rPr>
-      </w:r>
-      <w:r>
-        <w:rPr>
-          <w:rFonts w:ascii="Calibri" w:eastAsia="Calibri" w:hAnsi="Calibri"/>
-          <w:b/>
-        </w:rPr>
-      </w:r>
-      <w:r>
-        <w:rPr>
-          <w:rFonts w:ascii="Calibri" w:eastAsia="Calibri" w:hAnsi="Calibri"/>
-          <w:b/>
-        </w:rPr>
-      </w:r>
     </w:p>
     <w:p>
       <w:pPr>
@@ -541,15 +487,15 @@
           <w:b/>
         </w:rPr>
         <w:t xml:space="preserve">Total Due:  Landlord to Resident:              </w:t>
+      </w:r>
+      <w:r>
+        <w:rPr>
+          <w:rFonts w:ascii="Calibri" w:eastAsia="Calibri" w:hAnsi="Calibri"/>
+          <w:b/>
+        </w:rPr>
         <w:tab/>
         <w:t>$ 0.00</w:t>
       </w:r>
-      <w:r>
-        <w:rPr>
-          <w:rFonts w:ascii="Calibri" w:eastAsia="Calibri" w:hAnsi="Calibri"/>
-          <w:b/>
-        </w:rPr>
-      </w:r>
     </w:p>
     <w:p>
       <w:pPr>
@@ -566,16 +512,16 @@
           <w:szCs w:val="24"/>
         </w:rPr>
         <w:t xml:space="preserve">                     Resident to Landlord:           </w:t>
+      </w:r>
+      <w:r>
+        <w:rPr>
+          <w:b/>
+          <w:sz w:val="24"/>
+          <w:szCs w:val="24"/>
+        </w:rPr>
         <w:tab/>
         <w:t>$ 3,683.40</w:t>
       </w:r>
-      <w:r>
-        <w:rPr>
-          <w:b/>
-          <w:sz w:val="24"/>
-          <w:szCs w:val="24"/>
-        </w:rPr>
-      </w:r>
     </w:p>
     <w:p>
       <w:pPr>
@@ -653,15 +599,13 @@
           <w:b/>
           <w:sz w:val="24"/>
           <w:szCs w:val="24"/>
-          <w:lang/>
-        </w:rPr>
-      </w:pPr>
-      <w:r>
-        <w:rPr>
-          <w:b/>
-          <w:sz w:val="24"/>
-          <w:szCs w:val="24"/>
-          <w:lang/>
+        </w:rPr>
+      </w:pPr>
+      <w:r>
+        <w:rPr>
+          <w:b/>
+          <w:sz w:val="24"/>
+          <w:szCs w:val="24"/>
         </w:rPr>
         <w:t>Please note that explanations regarding charges from the property will only be provided via email for documentation and transparency purposes</w:t>
       </w:r>
@@ -671,7 +615,6 @@
           <w:sz w:val="24"/>
           <w:szCs w:val="24"/>
           <w:rtl/>
-          <w:lang/>
         </w:rPr>
         <w:t>.</w:t>
       </w:r>
@@ -684,110 +627,7 @@
         <w:t xml:space="preserve"> Thank you.</w:t>
       </w:r>
     </w:p>
-    <w:p>
-      <w:r>
-        <w:rPr>
-          <w:noProof/>
-        </w:rPr>
-        <mc:AlternateContent>
-          <mc:Choice Requires="wps">
-            <w:drawing>
-              <wp:anchor distT="45720" distB="45720" distL="114300" distR="114300" simplePos="0" relativeHeight="251659264" behindDoc="0" locked="0" layoutInCell="1" allowOverlap="1" wp14:anchorId="4AEBAE6C" wp14:editId="5A55D3CC">
-                <wp:simplePos x="0" y="0"/>
-                <wp:positionH relativeFrom="column">
-                  <wp:posOffset>876300</wp:posOffset>
-                </wp:positionH>
-                <wp:positionV relativeFrom="paragraph">
-                  <wp:posOffset>830580</wp:posOffset>
-                </wp:positionV>
-                <wp:extent cx="6619875" cy="276225"/>
-                <wp:effectExtent l="0" t="0" r="28575" b="28575"/>
-                <wp:wrapNone/>
-                <wp:docPr id="3" name="Text Box 3"/>
-                <wp:cNvGraphicFramePr/>
-                <a:graphic xmlns:a="http://schemas.openxmlformats.org/drawingml/2006/main">
-                  <a:graphicData uri="http://schemas.microsoft.com/office/word/2010/wordprocessingShape">
-                    <wps:wsp>
-                      <wps:cNvSpPr txBox="1"/>
-                      <wps:spPr>
-                        <a:xfrm>
-                          <a:off x="0" y="0"/>
-                          <a:ext cx="6619875" cy="276225"/>
-                        </a:xfrm>
-                        <a:prstGeom prst="rect">
-                          <a:avLst/>
-                        </a:prstGeom>
-                        <a:solidFill>
-                          <a:srgbClr val="2F5496"/>
-                        </a:solidFill>
-                        <a:ln w="9525" cap="flat" cmpd="sng">
-                          <a:solidFill>
-                            <a:srgbClr val="FFFFFF"/>
-                          </a:solidFill>
-                          <a:prstDash val="solid"/>
-                          <a:miter lim="800000"/>
-                          <a:headEnd type="none" w="sm" len="sm"/>
-                          <a:tailEnd type="none" w="sm" len="sm"/>
-                        </a:ln>
-                      </wps:spPr>
-                      <wps:style>
-                        <a:lnRef idx="0">
-                          <a:schemeClr val="accent1"/>
-                        </a:lnRef>
-                        <a:fillRef idx="0">
-                          <a:schemeClr val="accent1"/>
-                        </a:fillRef>
-                        <a:effectRef idx="0">
-                          <a:schemeClr val="accent1"/>
-                        </a:effectRef>
-                        <a:fontRef idx="minor">
-                          <a:schemeClr val="dk1"/>
-                        </a:fontRef>
-                      </wps:style>
-                      <wps:txbx>
-                        <w:txbxContent>
-                          <w:p>
-                            <w:pPr>
-                              <w:spacing w:line="258" w:lineRule="auto"/>
-                            </w:pPr>
-                          </w:p>
-                        </w:txbxContent>
-                      </wps:txbx>
-                      <wps:bodyPr spcFirstLastPara="1" vert="horz" wrap="square" lIns="91425" tIns="45700" rIns="91425" bIns="45700" anchor="t" anchorCtr="0">
-                        <a:noAutofit/>
-                      </wps:bodyPr>
-                    </wps:wsp>
-                  </a:graphicData>
-                </a:graphic>
-                <wp14:sizeRelH relativeFrom="margin">
-                  <wp14:pctWidth>0</wp14:pctWidth>
-                </wp14:sizeRelH>
-              </wp:anchor>
-            </w:drawing>
-          </mc:Choice>
-          <mc:Fallback>
-            <w:pict>
-              <v:shapetype w14:anchorId="4AEBAE6C" id="_x0000_t202" coordsize="21600,21600" o:spt="202" path="m,l,21600r21600,l21600,xe">
-                <v:stroke joinstyle="miter"/>
-                <v:path gradientshapeok="t" o:connecttype="rect"/>
-              </v:shapetype>
-              <v:shape id="Text Box 3" o:spid="_x0000_s1026" type="#_x0000_t202" style="position:absolute;margin-left:69pt;margin-top:65.4pt;width:521.25pt;height:21.75pt;z-index:251659264;visibility:visible;mso-wrap-style:square;mso-width-percent:0;mso-wrap-distance-left:9pt;mso-wrap-distance-top:3.6pt;mso-wrap-distance-right:9pt;mso-wrap-distance-bottom:3.6pt;mso-position-horizontal:absolute;mso-position-horizontal-relative:text;mso-position-vertical:absolute;mso-position-vertical-relative:text;mso-width-percent:0;mso-width-relative:margin;v-text-anchor:top" o:gfxdata="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" fillcolor="#2f5496" strokecolor="white">
-                <v:stroke startarrowwidth="narrow" startarrowlength="short" endarrowwidth="narrow" endarrowlength="short"/>
-                <v:textbox inset="2.53958mm,1.2694mm,2.53958mm,1.2694mm">
-                  <w:txbxContent>
-                    <w:p>
-                      <w:pPr>
-                        <w:spacing w:line="258" w:lineRule="auto"/>
-                      </w:pPr>
-                    </w:p>
-                  </w:txbxContent>
-                </v:textbox>
-              </v:shape>
-            </w:pict>
-          </mc:Fallback>
-        </mc:AlternateContent>
-      </w:r>
-    </w:p>
+    <w:p/>
     <w:sectPr>
       <w:pgSz w:w="12240" w:h="15840"/>
       <w:pgMar w:top="720" w:right="720" w:bottom="720" w:left="720" w:header="720" w:footer="720" w:gutter="0"/>
@@ -1867,28 +1707,28 @@
 </file>
 
 <file path=customXml/item1.xml><?xml version="1.0" encoding="utf-8"?>
-<b:Sources xmlns:b="http://schemas.openxmlformats.org/officeDocument/2006/bibliography" xmlns="http://schemas.openxmlformats.org/officeDocument/2006/bibliography" SelectedStyle="\APASixthEditionOfficeOnline.xsl" StyleName="APA" Version="6"/>
-</file>
-
-<file path=customXml/item2.xml><?xml version="1.0" encoding="utf-8"?>
 <go:gDocsCustomXmlDataStorage xmlns:go="http://customooxmlschemas.google.com/" xmlns:r="http://schemas.openxmlformats.org/officeDocument/2006/relationships" uri="GoogleDocsCustomDataVersion2">
   <go:docsCustomData xmlns:go="http://customooxmlschemas.google.com/" roundtripDataSignature="AMtx7mgKZ1b+bAoTnsvTiFLGytwmF341QA==">CgMxLjAyCGguZ2pkZ3hzMg5oLnE5ZjdzdHJuZ3NheDgAciExanZLRjRqTlpuN1pKRmhSeVdreFVpeFE5ZTkyOFNFaXU=</go:docsCustomData>
 </go:gDocsCustomXmlDataStorage>
 </file>
 
-<file path=customXml/itemProps1.xml><?xml version="1.0" encoding="utf-8"?>
-<ds:datastoreItem xmlns:ds="http://schemas.openxmlformats.org/officeDocument/2006/customXml" ds:itemID="{F20B6CD6-D702-4B24-903C-C31799B5E050}">
-  <ds:schemaRefs>
-    <ds:schemaRef ds:uri="http://schemas.openxmlformats.org/officeDocument/2006/bibliography"/>
-  </ds:schemaRefs>
-</ds:datastoreItem>
+<file path=customXml/item2.xml><?xml version="1.0" encoding="utf-8"?>
+<b:Sources xmlns:b="http://schemas.openxmlformats.org/officeDocument/2006/bibliography" xmlns="http://schemas.openxmlformats.org/officeDocument/2006/bibliography" SelectedStyle="\APASixthEditionOfficeOnline.xsl" StyleName="APA" Version="6"/>
 </file>
 
-<file path=customXml/itemProps2.xml><?xml version="1.0" encoding="utf-8"?>
+<file path=customXml/itemProps1.xml><?xml version="1.0" encoding="utf-8"?>
 <ds:datastoreItem xmlns:ds="http://schemas.openxmlformats.org/officeDocument/2006/customXml" ds:itemID="{11111111-1234-1234-1234-123412341234}">
   <ds:schemaRefs>
     <ds:schemaRef ds:uri="http://customooxmlschemas.google.com/"/>
     <ds:schemaRef ds:uri="http://schemas.openxmlformats.org/officeDocument/2006/relationships"/>
   </ds:schemaRefs>
 </ds:datastoreItem>
+</file>
+
+<file path=customXml/itemProps2.xml><?xml version="1.0" encoding="utf-8"?>
+<ds:datastoreItem xmlns:ds="http://schemas.openxmlformats.org/officeDocument/2006/customXml" ds:itemID="{F20B6CD6-D702-4B24-903C-C31799B5E050}">
+  <ds:schemaRefs>
+    <ds:schemaRef ds:uri="http://schemas.openxmlformats.org/officeDocument/2006/bibliography"/>
+  </ds:schemaRefs>
+</ds:datastoreItem>
 </file>